--- a/CoSoDuLieu.docx
+++ b/CoSoDuLieu.docx
@@ -276,7 +276,15 @@
                 <w:sz w:val="28"/>
                 <w:szCs w:val="28"/>
               </w:rPr>
-              <w:t>Lưu thông tin đăng nhập (Admin &amp; Khách hàng)</w:t>
+              <w:t>Lưu thông tin đăng nhập (Admin và</w:t>
+            </w:r>
+            <w:r>
+              <w:rPr>
+                <w:rFonts w:ascii="Times New Roman" w:eastAsia="Times New Roman" w:hAnsi="Times New Roman" w:cs="Times New Roman"/>
+                <w:sz w:val="28"/>
+                <w:szCs w:val="28"/>
+              </w:rPr>
+              <w:t xml:space="preserve"> Khách hàng)</w:t>
             </w:r>
           </w:p>
         </w:tc>
@@ -305,70 +313,243 @@
         <w:tc>
           <w:tcPr>
             <w:tcW w:w="2835" w:type="dxa"/>
-            <w:hideMark/>
-          </w:tcPr>
-          <w:p>
-            <w:pPr>
-              <w:rPr>
-                <w:rFonts w:ascii="Times New Roman" w:eastAsia="Times New Roman" w:hAnsi="Times New Roman" w:cs="Times New Roman"/>
-                <w:sz w:val="28"/>
-                <w:szCs w:val="28"/>
-              </w:rPr>
-            </w:pPr>
-            <w:r>
-              <w:rPr>
-                <w:rFonts w:ascii="Times New Roman" w:eastAsia="Times New Roman" w:hAnsi="Times New Roman" w:cs="Times New Roman"/>
-                <w:bCs/>
-                <w:sz w:val="28"/>
-                <w:szCs w:val="28"/>
-              </w:rPr>
-              <w:t>Danh mục sản phẩm</w:t>
+          </w:tcPr>
+          <w:p>
+            <w:pPr>
+              <w:rPr>
+                <w:rFonts w:ascii="Times New Roman" w:eastAsia="Times New Roman" w:hAnsi="Times New Roman" w:cs="Times New Roman"/>
+                <w:bCs/>
+                <w:sz w:val="28"/>
+                <w:szCs w:val="28"/>
+              </w:rPr>
+            </w:pPr>
+            <w:r>
+              <w:rPr>
+                <w:rFonts w:ascii="Times New Roman" w:hAnsi="Times New Roman" w:cs="Times New Roman"/>
+                <w:sz w:val="28"/>
+                <w:szCs w:val="28"/>
+              </w:rPr>
+              <w:t>Danh mục sách</w:t>
             </w:r>
           </w:p>
         </w:tc>
         <w:tc>
           <w:tcPr>
             <w:tcW w:w="2551" w:type="dxa"/>
-            <w:hideMark/>
-          </w:tcPr>
-          <w:p>
-            <w:pPr>
-              <w:rPr>
-                <w:rFonts w:ascii="Times New Roman" w:eastAsia="Times New Roman" w:hAnsi="Times New Roman" w:cs="Times New Roman"/>
-                <w:sz w:val="28"/>
-                <w:szCs w:val="28"/>
-              </w:rPr>
-            </w:pPr>
-            <w:r>
-              <w:rPr>
-                <w:rFonts w:ascii="Times New Roman" w:eastAsia="Times New Roman" w:hAnsi="Times New Roman" w:cs="Times New Roman"/>
-                <w:sz w:val="28"/>
-                <w:szCs w:val="28"/>
-              </w:rPr>
-              <w:t>danh_muc_san_pham</w:t>
+          </w:tcPr>
+          <w:p>
+            <w:pPr>
+              <w:rPr>
+                <w:rFonts w:ascii="Times New Roman" w:eastAsia="Times New Roman" w:hAnsi="Times New Roman" w:cs="Times New Roman"/>
+                <w:sz w:val="28"/>
+                <w:szCs w:val="28"/>
+              </w:rPr>
+            </w:pPr>
+            <w:r>
+              <w:rPr>
+                <w:rFonts w:ascii="Times New Roman" w:hAnsi="Times New Roman" w:cs="Times New Roman"/>
+                <w:sz w:val="28"/>
+                <w:szCs w:val="28"/>
+              </w:rPr>
+              <w:t>danh_muc_sach</w:t>
             </w:r>
           </w:p>
         </w:tc>
         <w:tc>
           <w:tcPr>
             <w:tcW w:w="8186" w:type="dxa"/>
-            <w:hideMark/>
-          </w:tcPr>
-          <w:p>
-            <w:pPr>
-              <w:rPr>
-                <w:rFonts w:ascii="Times New Roman" w:eastAsia="Times New Roman" w:hAnsi="Times New Roman" w:cs="Times New Roman"/>
-                <w:sz w:val="28"/>
-                <w:szCs w:val="28"/>
-              </w:rPr>
-            </w:pPr>
-            <w:r>
-              <w:rPr>
-                <w:rFonts w:ascii="Times New Roman" w:eastAsia="Times New Roman" w:hAnsi="Times New Roman" w:cs="Times New Roman"/>
-                <w:sz w:val="28"/>
-                <w:szCs w:val="28"/>
-              </w:rPr>
-              <w:t>Phân loại sản phẩm theo nhóm (Laptop, Tai nghe, PC, Phụ kiện, v.v.)</w:t>
+          </w:tcPr>
+          <w:p>
+            <w:pPr>
+              <w:rPr>
+                <w:rFonts w:ascii="Times New Roman" w:eastAsia="Times New Roman" w:hAnsi="Times New Roman" w:cs="Times New Roman"/>
+                <w:sz w:val="28"/>
+                <w:szCs w:val="28"/>
+              </w:rPr>
+            </w:pPr>
+            <w:r>
+              <w:rPr>
+                <w:rFonts w:ascii="Times New Roman" w:hAnsi="Times New Roman" w:cs="Times New Roman"/>
+                <w:sz w:val="28"/>
+                <w:szCs w:val="28"/>
+              </w:rPr>
+              <w:t>Phân loại sách theo thể loại (Văn học, Kinh tế, Công nghệ, Thiếu nhi, v.v.)</w:t>
+            </w:r>
+          </w:p>
+        </w:tc>
+      </w:tr>
+      <w:tr>
+        <w:tc>
+          <w:tcPr>
+            <w:tcW w:w="988" w:type="dxa"/>
+          </w:tcPr>
+          <w:p>
+            <w:pPr>
+              <w:pStyle w:val="ListParagraph"/>
+              <w:numPr>
+                <w:ilvl w:val="0"/>
+                <w:numId w:val="7"/>
+              </w:numPr>
+              <w:rPr>
+                <w:rFonts w:ascii="Times New Roman" w:eastAsia="Times New Roman" w:hAnsi="Times New Roman" w:cs="Times New Roman"/>
+                <w:bCs/>
+                <w:sz w:val="28"/>
+                <w:szCs w:val="28"/>
+              </w:rPr>
+            </w:pPr>
+          </w:p>
+        </w:tc>
+        <w:tc>
+          <w:tcPr>
+            <w:tcW w:w="2835" w:type="dxa"/>
+          </w:tcPr>
+          <w:p>
+            <w:pPr>
+              <w:rPr>
+                <w:rFonts w:ascii="Times New Roman" w:hAnsi="Times New Roman" w:cs="Times New Roman"/>
+                <w:sz w:val="28"/>
+                <w:szCs w:val="28"/>
+              </w:rPr>
+            </w:pPr>
+            <w:r>
+              <w:rPr>
+                <w:rFonts w:ascii="Times New Roman" w:hAnsi="Times New Roman" w:cs="Times New Roman"/>
+                <w:sz w:val="28"/>
+                <w:szCs w:val="28"/>
+              </w:rPr>
+              <w:t>Tác giả</w:t>
+            </w:r>
+          </w:p>
+        </w:tc>
+        <w:tc>
+          <w:tcPr>
+            <w:tcW w:w="2551" w:type="dxa"/>
+          </w:tcPr>
+          <w:p>
+            <w:pPr>
+              <w:rPr>
+                <w:rFonts w:ascii="Times New Roman" w:hAnsi="Times New Roman" w:cs="Times New Roman"/>
+                <w:sz w:val="28"/>
+                <w:szCs w:val="28"/>
+              </w:rPr>
+            </w:pPr>
+            <w:r>
+              <w:rPr>
+                <w:rFonts w:ascii="Times New Roman" w:hAnsi="Times New Roman" w:cs="Times New Roman"/>
+                <w:sz w:val="28"/>
+                <w:szCs w:val="28"/>
+              </w:rPr>
+              <w:t>tac_gia</w:t>
+            </w:r>
+          </w:p>
+        </w:tc>
+        <w:tc>
+          <w:tcPr>
+            <w:tcW w:w="8186" w:type="dxa"/>
+          </w:tcPr>
+          <w:p>
+            <w:pPr>
+              <w:rPr>
+                <w:rFonts w:ascii="Times New Roman" w:hAnsi="Times New Roman" w:cs="Times New Roman"/>
+                <w:sz w:val="28"/>
+                <w:szCs w:val="28"/>
+              </w:rPr>
+            </w:pPr>
+            <w:r>
+              <w:rPr>
+                <w:rFonts w:ascii="Times New Roman" w:hAnsi="Times New Roman" w:cs="Times New Roman"/>
+                <w:sz w:val="28"/>
+                <w:szCs w:val="28"/>
+              </w:rPr>
+              <w:t>Lưu thông tin về tác giả của sách (tên, tiểu sử, v.v.)</w:t>
+            </w:r>
+          </w:p>
+        </w:tc>
+      </w:tr>
+      <w:tr>
+        <w:tc>
+          <w:tcPr>
+            <w:tcW w:w="988" w:type="dxa"/>
+          </w:tcPr>
+          <w:p>
+            <w:pPr>
+              <w:pStyle w:val="ListParagraph"/>
+              <w:numPr>
+                <w:ilvl w:val="0"/>
+                <w:numId w:val="7"/>
+              </w:numPr>
+              <w:rPr>
+                <w:rFonts w:ascii="Times New Roman" w:eastAsia="Times New Roman" w:hAnsi="Times New Roman" w:cs="Times New Roman"/>
+                <w:bCs/>
+                <w:sz w:val="28"/>
+                <w:szCs w:val="28"/>
+              </w:rPr>
+            </w:pPr>
+          </w:p>
+        </w:tc>
+        <w:tc>
+          <w:tcPr>
+            <w:tcW w:w="2835" w:type="dxa"/>
+          </w:tcPr>
+          <w:p>
+            <w:pPr>
+              <w:rPr>
+                <w:rFonts w:ascii="Times New Roman" w:hAnsi="Times New Roman" w:cs="Times New Roman"/>
+                <w:sz w:val="28"/>
+                <w:szCs w:val="28"/>
+              </w:rPr>
+            </w:pPr>
+            <w:r>
+              <w:rPr>
+                <w:rFonts w:ascii="Times New Roman" w:hAnsi="Times New Roman" w:cs="Times New Roman"/>
+                <w:sz w:val="28"/>
+                <w:szCs w:val="28"/>
+              </w:rPr>
+              <w:t>Nhà xuất bản</w:t>
+            </w:r>
+          </w:p>
+        </w:tc>
+        <w:tc>
+          <w:tcPr>
+            <w:tcW w:w="2551" w:type="dxa"/>
+          </w:tcPr>
+          <w:p>
+            <w:pPr>
+              <w:rPr>
+                <w:rFonts w:ascii="Times New Roman" w:hAnsi="Times New Roman" w:cs="Times New Roman"/>
+                <w:sz w:val="28"/>
+                <w:szCs w:val="28"/>
+              </w:rPr>
+            </w:pPr>
+            <w:r>
+              <w:rPr>
+                <w:rFonts w:ascii="Times New Roman" w:hAnsi="Times New Roman" w:cs="Times New Roman"/>
+                <w:sz w:val="28"/>
+                <w:szCs w:val="28"/>
+              </w:rPr>
+              <w:t>nha_xuat_ban</w:t>
+            </w:r>
+          </w:p>
+        </w:tc>
+        <w:tc>
+          <w:tcPr>
+            <w:tcW w:w="8186" w:type="dxa"/>
+          </w:tcPr>
+          <w:p>
+            <w:pPr>
+              <w:rPr>
+                <w:rFonts w:ascii="Times New Roman" w:hAnsi="Times New Roman" w:cs="Times New Roman"/>
+                <w:sz w:val="28"/>
+                <w:szCs w:val="28"/>
+              </w:rPr>
+            </w:pPr>
+            <w:r>
+              <w:rPr>
+                <w:rFonts w:ascii="Times New Roman" w:hAnsi="Times New Roman" w:cs="Times New Roman"/>
+                <w:sz w:val="28"/>
+                <w:szCs w:val="28"/>
+              </w:rPr>
+              <w:t>Lưu thông tin nhà xuất bản của sách</w:t>
             </w:r>
           </w:p>
         </w:tc>
@@ -1943,7 +2124,6 @@
           <w:u w:val="single"/>
         </w:rPr>
       </w:pPr>
-      <w:bookmarkStart w:id="0" w:name="_GoBack"/>
       <w:r>
         <w:rPr>
           <w:rFonts w:ascii="Times New Roman" w:hAnsi="Times New Roman" w:cs="Times New Roman"/>
@@ -2958,6 +3138,7 @@
           <w:sz w:val="28"/>
           <w:szCs w:val="28"/>
         </w:rPr>
+        <w:lastRenderedPageBreak/>
         <w:t>Bảng sản phẩm</w:t>
       </w:r>
     </w:p>
@@ -2997,7 +3178,6 @@
                 <w:sz w:val="28"/>
                 <w:szCs w:val="28"/>
               </w:rPr>
-              <w:lastRenderedPageBreak/>
               <w:t>Tên trường</w:t>
             </w:r>
           </w:p>
@@ -13122,6 +13302,497 @@
     <w:p>
       <w:pPr>
         <w:pStyle w:val="ListParagraph"/>
+        <w:numPr>
+          <w:ilvl w:val="0"/>
+          <w:numId w:val="2"/>
+        </w:numPr>
+        <w:rPr>
+          <w:rFonts w:ascii="Times New Roman" w:hAnsi="Times New Roman" w:cs="Times New Roman"/>
+          <w:sz w:val="28"/>
+          <w:szCs w:val="28"/>
+        </w:rPr>
+      </w:pPr>
+      <w:r>
+        <w:rPr>
+          <w:rFonts w:ascii="Times New Roman" w:hAnsi="Times New Roman" w:cs="Times New Roman"/>
+          <w:sz w:val="28"/>
+          <w:szCs w:val="28"/>
+        </w:rPr>
+        <w:t>Bả</w:t>
+      </w:r>
+      <w:r>
+        <w:rPr>
+          <w:rFonts w:ascii="Times New Roman" w:hAnsi="Times New Roman" w:cs="Times New Roman"/>
+          <w:sz w:val="28"/>
+          <w:szCs w:val="28"/>
+        </w:rPr>
+        <w:t>ng d</w:t>
+      </w:r>
+      <w:r>
+        <w:rPr>
+          <w:rFonts w:ascii="Times New Roman" w:hAnsi="Times New Roman" w:cs="Times New Roman"/>
+          <w:sz w:val="28"/>
+          <w:szCs w:val="28"/>
+        </w:rPr>
+        <w:t>anh mục sách</w:t>
+      </w:r>
+    </w:p>
+    <w:tbl>
+      <w:tblPr>
+        <w:tblStyle w:val="TableGrid"/>
+        <w:tblW w:w="0" w:type="auto"/>
+        <w:tblLook w:val="04A0" w:firstRow="1" w:lastRow="0" w:firstColumn="1" w:lastColumn="0" w:noHBand="0" w:noVBand="1"/>
+      </w:tblPr>
+      <w:tblGrid>
+        <w:gridCol w:w="1865"/>
+        <w:gridCol w:w="1691"/>
+        <w:gridCol w:w="7129"/>
+      </w:tblGrid>
+      <w:tr>
+        <w:tc>
+          <w:tcPr>
+            <w:tcW w:w="0" w:type="auto"/>
+            <w:hideMark/>
+          </w:tcPr>
+          <w:p>
+            <w:pPr>
+              <w:jc w:val="center"/>
+              <w:rPr>
+                <w:rFonts w:ascii="Times New Roman" w:eastAsia="Times New Roman" w:hAnsi="Times New Roman" w:cs="Times New Roman"/>
+                <w:b/>
+                <w:bCs/>
+                <w:sz w:val="28"/>
+                <w:szCs w:val="28"/>
+              </w:rPr>
+            </w:pPr>
+            <w:r>
+              <w:rPr>
+                <w:rFonts w:ascii="Times New Roman" w:eastAsia="Times New Roman" w:hAnsi="Times New Roman" w:cs="Times New Roman"/>
+                <w:b/>
+                <w:bCs/>
+                <w:sz w:val="28"/>
+                <w:szCs w:val="28"/>
+              </w:rPr>
+              <w:t>Tên trường</w:t>
+            </w:r>
+          </w:p>
+        </w:tc>
+        <w:tc>
+          <w:tcPr>
+            <w:tcW w:w="0" w:type="auto"/>
+            <w:hideMark/>
+          </w:tcPr>
+          <w:p>
+            <w:pPr>
+              <w:jc w:val="center"/>
+              <w:rPr>
+                <w:rFonts w:ascii="Times New Roman" w:eastAsia="Times New Roman" w:hAnsi="Times New Roman" w:cs="Times New Roman"/>
+                <w:b/>
+                <w:bCs/>
+                <w:sz w:val="28"/>
+                <w:szCs w:val="28"/>
+              </w:rPr>
+            </w:pPr>
+            <w:r>
+              <w:rPr>
+                <w:rFonts w:ascii="Times New Roman" w:eastAsia="Times New Roman" w:hAnsi="Times New Roman" w:cs="Times New Roman"/>
+                <w:b/>
+                <w:bCs/>
+                <w:sz w:val="28"/>
+                <w:szCs w:val="28"/>
+              </w:rPr>
+              <w:t>Kiểu dữ liệu</w:t>
+            </w:r>
+          </w:p>
+        </w:tc>
+        <w:tc>
+          <w:tcPr>
+            <w:tcW w:w="0" w:type="auto"/>
+            <w:hideMark/>
+          </w:tcPr>
+          <w:p>
+            <w:pPr>
+              <w:jc w:val="center"/>
+              <w:rPr>
+                <w:rFonts w:ascii="Times New Roman" w:eastAsia="Times New Roman" w:hAnsi="Times New Roman" w:cs="Times New Roman"/>
+                <w:b/>
+                <w:bCs/>
+                <w:sz w:val="28"/>
+                <w:szCs w:val="28"/>
+              </w:rPr>
+            </w:pPr>
+            <w:r>
+              <w:rPr>
+                <w:rFonts w:ascii="Times New Roman" w:eastAsia="Times New Roman" w:hAnsi="Times New Roman" w:cs="Times New Roman"/>
+                <w:b/>
+                <w:bCs/>
+                <w:sz w:val="28"/>
+                <w:szCs w:val="28"/>
+              </w:rPr>
+              <w:t>Mô tả</w:t>
+            </w:r>
+          </w:p>
+        </w:tc>
+      </w:tr>
+      <w:tr>
+        <w:tc>
+          <w:tcPr>
+            <w:tcW w:w="0" w:type="auto"/>
+            <w:hideMark/>
+          </w:tcPr>
+          <w:p>
+            <w:pPr>
+              <w:rPr>
+                <w:rFonts w:ascii="Times New Roman" w:eastAsia="Times New Roman" w:hAnsi="Times New Roman" w:cs="Times New Roman"/>
+                <w:sz w:val="28"/>
+                <w:szCs w:val="28"/>
+              </w:rPr>
+            </w:pPr>
+            <w:r>
+              <w:rPr>
+                <w:rFonts w:ascii="Times New Roman" w:eastAsia="Times New Roman" w:hAnsi="Times New Roman" w:cs="Times New Roman"/>
+                <w:sz w:val="28"/>
+                <w:szCs w:val="28"/>
+              </w:rPr>
+              <w:t>id</w:t>
+            </w:r>
+          </w:p>
+        </w:tc>
+        <w:tc>
+          <w:tcPr>
+            <w:tcW w:w="0" w:type="auto"/>
+            <w:hideMark/>
+          </w:tcPr>
+          <w:p>
+            <w:pPr>
+              <w:rPr>
+                <w:rFonts w:ascii="Times New Roman" w:eastAsia="Times New Roman" w:hAnsi="Times New Roman" w:cs="Times New Roman"/>
+                <w:sz w:val="28"/>
+                <w:szCs w:val="28"/>
+              </w:rPr>
+            </w:pPr>
+            <w:r>
+              <w:rPr>
+                <w:rFonts w:ascii="Times New Roman" w:eastAsia="Times New Roman" w:hAnsi="Times New Roman" w:cs="Times New Roman"/>
+                <w:sz w:val="28"/>
+                <w:szCs w:val="28"/>
+              </w:rPr>
+              <w:t>INT (PK)</w:t>
+            </w:r>
+          </w:p>
+        </w:tc>
+        <w:tc>
+          <w:tcPr>
+            <w:tcW w:w="0" w:type="auto"/>
+            <w:hideMark/>
+          </w:tcPr>
+          <w:p>
+            <w:pPr>
+              <w:rPr>
+                <w:rFonts w:ascii="Times New Roman" w:eastAsia="Times New Roman" w:hAnsi="Times New Roman" w:cs="Times New Roman"/>
+                <w:sz w:val="28"/>
+                <w:szCs w:val="28"/>
+              </w:rPr>
+            </w:pPr>
+            <w:r>
+              <w:rPr>
+                <w:rFonts w:ascii="Times New Roman" w:eastAsia="Times New Roman" w:hAnsi="Times New Roman" w:cs="Times New Roman"/>
+                <w:sz w:val="28"/>
+                <w:szCs w:val="28"/>
+              </w:rPr>
+              <w:t>Mã danh mục sách, khóa chính, tự tăng</w:t>
+            </w:r>
+          </w:p>
+        </w:tc>
+      </w:tr>
+      <w:tr>
+        <w:tc>
+          <w:tcPr>
+            <w:tcW w:w="0" w:type="auto"/>
+            <w:hideMark/>
+          </w:tcPr>
+          <w:p>
+            <w:pPr>
+              <w:rPr>
+                <w:rFonts w:ascii="Times New Roman" w:eastAsia="Times New Roman" w:hAnsi="Times New Roman" w:cs="Times New Roman"/>
+                <w:sz w:val="28"/>
+                <w:szCs w:val="28"/>
+              </w:rPr>
+            </w:pPr>
+            <w:r>
+              <w:rPr>
+                <w:rFonts w:ascii="Times New Roman" w:eastAsia="Times New Roman" w:hAnsi="Times New Roman" w:cs="Times New Roman"/>
+                <w:sz w:val="28"/>
+                <w:szCs w:val="28"/>
+              </w:rPr>
+              <w:t>ten_danh_muc</w:t>
+            </w:r>
+          </w:p>
+        </w:tc>
+        <w:tc>
+          <w:tcPr>
+            <w:tcW w:w="0" w:type="auto"/>
+            <w:hideMark/>
+          </w:tcPr>
+          <w:p>
+            <w:pPr>
+              <w:rPr>
+                <w:rFonts w:ascii="Times New Roman" w:eastAsia="Times New Roman" w:hAnsi="Times New Roman" w:cs="Times New Roman"/>
+                <w:sz w:val="28"/>
+                <w:szCs w:val="28"/>
+              </w:rPr>
+            </w:pPr>
+            <w:r>
+              <w:rPr>
+                <w:rFonts w:ascii="Times New Roman" w:eastAsia="Times New Roman" w:hAnsi="Times New Roman" w:cs="Times New Roman"/>
+                <w:sz w:val="28"/>
+                <w:szCs w:val="28"/>
+              </w:rPr>
+              <w:t>VARCHAR</w:t>
+            </w:r>
+          </w:p>
+        </w:tc>
+        <w:tc>
+          <w:tcPr>
+            <w:tcW w:w="0" w:type="auto"/>
+            <w:hideMark/>
+          </w:tcPr>
+          <w:p>
+            <w:pPr>
+              <w:rPr>
+                <w:rFonts w:ascii="Times New Roman" w:eastAsia="Times New Roman" w:hAnsi="Times New Roman" w:cs="Times New Roman"/>
+                <w:sz w:val="28"/>
+                <w:szCs w:val="28"/>
+              </w:rPr>
+            </w:pPr>
+            <w:r>
+              <w:rPr>
+                <w:rFonts w:ascii="Times New Roman" w:eastAsia="Times New Roman" w:hAnsi="Times New Roman" w:cs="Times New Roman"/>
+                <w:sz w:val="28"/>
+                <w:szCs w:val="28"/>
+              </w:rPr>
+              <w:t>Tên danh mục (Văn học, Kinh tế, Công nghệ, Thiếu nhi, v.v.)</w:t>
+            </w:r>
+          </w:p>
+        </w:tc>
+      </w:tr>
+      <w:tr>
+        <w:tc>
+          <w:tcPr>
+            <w:tcW w:w="0" w:type="auto"/>
+            <w:hideMark/>
+          </w:tcPr>
+          <w:p>
+            <w:pPr>
+              <w:rPr>
+                <w:rFonts w:ascii="Times New Roman" w:eastAsia="Times New Roman" w:hAnsi="Times New Roman" w:cs="Times New Roman"/>
+                <w:sz w:val="28"/>
+                <w:szCs w:val="28"/>
+              </w:rPr>
+            </w:pPr>
+            <w:r>
+              <w:rPr>
+                <w:rFonts w:ascii="Times New Roman" w:eastAsia="Times New Roman" w:hAnsi="Times New Roman" w:cs="Times New Roman"/>
+                <w:sz w:val="28"/>
+                <w:szCs w:val="28"/>
+              </w:rPr>
+              <w:t>mo_ta</w:t>
+            </w:r>
+          </w:p>
+        </w:tc>
+        <w:tc>
+          <w:tcPr>
+            <w:tcW w:w="0" w:type="auto"/>
+            <w:hideMark/>
+          </w:tcPr>
+          <w:p>
+            <w:pPr>
+              <w:rPr>
+                <w:rFonts w:ascii="Times New Roman" w:eastAsia="Times New Roman" w:hAnsi="Times New Roman" w:cs="Times New Roman"/>
+                <w:sz w:val="28"/>
+                <w:szCs w:val="28"/>
+              </w:rPr>
+            </w:pPr>
+            <w:r>
+              <w:rPr>
+                <w:rFonts w:ascii="Times New Roman" w:eastAsia="Times New Roman" w:hAnsi="Times New Roman" w:cs="Times New Roman"/>
+                <w:sz w:val="28"/>
+                <w:szCs w:val="28"/>
+              </w:rPr>
+              <w:t>TEXT</w:t>
+            </w:r>
+          </w:p>
+        </w:tc>
+        <w:tc>
+          <w:tcPr>
+            <w:tcW w:w="0" w:type="auto"/>
+            <w:hideMark/>
+          </w:tcPr>
+          <w:p>
+            <w:pPr>
+              <w:rPr>
+                <w:rFonts w:ascii="Times New Roman" w:eastAsia="Times New Roman" w:hAnsi="Times New Roman" w:cs="Times New Roman"/>
+                <w:sz w:val="28"/>
+                <w:szCs w:val="28"/>
+              </w:rPr>
+            </w:pPr>
+            <w:r>
+              <w:rPr>
+                <w:rFonts w:ascii="Times New Roman" w:eastAsia="Times New Roman" w:hAnsi="Times New Roman" w:cs="Times New Roman"/>
+                <w:sz w:val="28"/>
+                <w:szCs w:val="28"/>
+              </w:rPr>
+              <w:t>Mô tả chi tiết về danh mục sách</w:t>
+            </w:r>
+          </w:p>
+        </w:tc>
+      </w:tr>
+      <w:tr>
+        <w:tc>
+          <w:tcPr>
+            <w:tcW w:w="0" w:type="auto"/>
+            <w:hideMark/>
+          </w:tcPr>
+          <w:p>
+            <w:pPr>
+              <w:rPr>
+                <w:rFonts w:ascii="Times New Roman" w:eastAsia="Times New Roman" w:hAnsi="Times New Roman" w:cs="Times New Roman"/>
+                <w:sz w:val="28"/>
+                <w:szCs w:val="28"/>
+              </w:rPr>
+            </w:pPr>
+            <w:r>
+              <w:rPr>
+                <w:rFonts w:ascii="Times New Roman" w:eastAsia="Times New Roman" w:hAnsi="Times New Roman" w:cs="Times New Roman"/>
+                <w:sz w:val="28"/>
+                <w:szCs w:val="28"/>
+              </w:rPr>
+              <w:t>created_at</w:t>
+            </w:r>
+          </w:p>
+        </w:tc>
+        <w:tc>
+          <w:tcPr>
+            <w:tcW w:w="0" w:type="auto"/>
+            <w:hideMark/>
+          </w:tcPr>
+          <w:p>
+            <w:pPr>
+              <w:rPr>
+                <w:rFonts w:ascii="Times New Roman" w:eastAsia="Times New Roman" w:hAnsi="Times New Roman" w:cs="Times New Roman"/>
+                <w:sz w:val="28"/>
+                <w:szCs w:val="28"/>
+              </w:rPr>
+            </w:pPr>
+            <w:r>
+              <w:rPr>
+                <w:rFonts w:ascii="Times New Roman" w:eastAsia="Times New Roman" w:hAnsi="Times New Roman" w:cs="Times New Roman"/>
+                <w:sz w:val="28"/>
+                <w:szCs w:val="28"/>
+              </w:rPr>
+              <w:t>DATETIME</w:t>
+            </w:r>
+          </w:p>
+        </w:tc>
+        <w:tc>
+          <w:tcPr>
+            <w:tcW w:w="0" w:type="auto"/>
+            <w:hideMark/>
+          </w:tcPr>
+          <w:p>
+            <w:pPr>
+              <w:rPr>
+                <w:rFonts w:ascii="Times New Roman" w:eastAsia="Times New Roman" w:hAnsi="Times New Roman" w:cs="Times New Roman"/>
+                <w:sz w:val="28"/>
+                <w:szCs w:val="28"/>
+              </w:rPr>
+            </w:pPr>
+            <w:r>
+              <w:rPr>
+                <w:rFonts w:ascii="Times New Roman" w:eastAsia="Times New Roman" w:hAnsi="Times New Roman" w:cs="Times New Roman"/>
+                <w:sz w:val="28"/>
+                <w:szCs w:val="28"/>
+              </w:rPr>
+              <w:t>Thời gian tạo danh mục</w:t>
+            </w:r>
+          </w:p>
+        </w:tc>
+      </w:tr>
+      <w:tr>
+        <w:tc>
+          <w:tcPr>
+            <w:tcW w:w="0" w:type="auto"/>
+            <w:hideMark/>
+          </w:tcPr>
+          <w:p>
+            <w:pPr>
+              <w:rPr>
+                <w:rFonts w:ascii="Times New Roman" w:eastAsia="Times New Roman" w:hAnsi="Times New Roman" w:cs="Times New Roman"/>
+                <w:sz w:val="28"/>
+                <w:szCs w:val="28"/>
+              </w:rPr>
+            </w:pPr>
+            <w:r>
+              <w:rPr>
+                <w:rFonts w:ascii="Times New Roman" w:eastAsia="Times New Roman" w:hAnsi="Times New Roman" w:cs="Times New Roman"/>
+                <w:sz w:val="28"/>
+                <w:szCs w:val="28"/>
+              </w:rPr>
+              <w:t>updated_at</w:t>
+            </w:r>
+          </w:p>
+        </w:tc>
+        <w:tc>
+          <w:tcPr>
+            <w:tcW w:w="0" w:type="auto"/>
+            <w:hideMark/>
+          </w:tcPr>
+          <w:p>
+            <w:pPr>
+              <w:rPr>
+                <w:rFonts w:ascii="Times New Roman" w:eastAsia="Times New Roman" w:hAnsi="Times New Roman" w:cs="Times New Roman"/>
+                <w:sz w:val="28"/>
+                <w:szCs w:val="28"/>
+              </w:rPr>
+            </w:pPr>
+            <w:r>
+              <w:rPr>
+                <w:rFonts w:ascii="Times New Roman" w:eastAsia="Times New Roman" w:hAnsi="Times New Roman" w:cs="Times New Roman"/>
+                <w:sz w:val="28"/>
+                <w:szCs w:val="28"/>
+              </w:rPr>
+              <w:t>DATETIME</w:t>
+            </w:r>
+          </w:p>
+        </w:tc>
+        <w:tc>
+          <w:tcPr>
+            <w:tcW w:w="0" w:type="auto"/>
+            <w:hideMark/>
+          </w:tcPr>
+          <w:p>
+            <w:pPr>
+              <w:rPr>
+                <w:rFonts w:ascii="Times New Roman" w:eastAsia="Times New Roman" w:hAnsi="Times New Roman" w:cs="Times New Roman"/>
+                <w:sz w:val="28"/>
+                <w:szCs w:val="28"/>
+              </w:rPr>
+            </w:pPr>
+            <w:r>
+              <w:rPr>
+                <w:rFonts w:ascii="Times New Roman" w:eastAsia="Times New Roman" w:hAnsi="Times New Roman" w:cs="Times New Roman"/>
+                <w:sz w:val="28"/>
+                <w:szCs w:val="28"/>
+              </w:rPr>
+              <w:t>Thời gian cập nhật gần nhất</w:t>
+            </w:r>
+          </w:p>
+        </w:tc>
+      </w:tr>
+    </w:tbl>
+    <w:p>
+      <w:pPr>
+        <w:pStyle w:val="ListParagraph"/>
         <w:rPr>
           <w:rFonts w:ascii="Times New Roman" w:hAnsi="Times New Roman" w:cs="Times New Roman"/>
           <w:sz w:val="28"/>
@@ -13129,7 +13800,1295 @@
         </w:rPr>
       </w:pPr>
     </w:p>
-    <w:bookmarkEnd w:id="0"/>
+    <w:p>
+      <w:pPr>
+        <w:pStyle w:val="ListParagraph"/>
+        <w:numPr>
+          <w:ilvl w:val="0"/>
+          <w:numId w:val="2"/>
+        </w:numPr>
+        <w:rPr>
+          <w:rFonts w:ascii="Times New Roman" w:hAnsi="Times New Roman" w:cs="Times New Roman"/>
+          <w:sz w:val="28"/>
+          <w:szCs w:val="28"/>
+        </w:rPr>
+      </w:pPr>
+      <w:r>
+        <w:rPr>
+          <w:rFonts w:ascii="Times New Roman" w:hAnsi="Times New Roman" w:cs="Times New Roman"/>
+          <w:sz w:val="28"/>
+          <w:szCs w:val="28"/>
+        </w:rPr>
+        <w:t>Bả</w:t>
+      </w:r>
+      <w:r>
+        <w:rPr>
+          <w:rFonts w:ascii="Times New Roman" w:hAnsi="Times New Roman" w:cs="Times New Roman"/>
+          <w:sz w:val="28"/>
+          <w:szCs w:val="28"/>
+        </w:rPr>
+        <w:t>ng t</w:t>
+      </w:r>
+      <w:r>
+        <w:rPr>
+          <w:rFonts w:ascii="Times New Roman" w:hAnsi="Times New Roman" w:cs="Times New Roman"/>
+          <w:sz w:val="28"/>
+          <w:szCs w:val="28"/>
+        </w:rPr>
+        <w:t>ác giả</w:t>
+      </w:r>
+    </w:p>
+    <w:tbl>
+      <w:tblPr>
+        <w:tblStyle w:val="TableGrid"/>
+        <w:tblW w:w="0" w:type="auto"/>
+        <w:tblLook w:val="04A0" w:firstRow="1" w:lastRow="0" w:firstColumn="1" w:lastColumn="0" w:noHBand="0" w:noVBand="1"/>
+      </w:tblPr>
+      <w:tblGrid>
+        <w:gridCol w:w="1590"/>
+        <w:gridCol w:w="1691"/>
+        <w:gridCol w:w="4156"/>
+      </w:tblGrid>
+      <w:tr>
+        <w:tc>
+          <w:tcPr>
+            <w:tcW w:w="0" w:type="auto"/>
+            <w:hideMark/>
+          </w:tcPr>
+          <w:p>
+            <w:pPr>
+              <w:jc w:val="center"/>
+              <w:rPr>
+                <w:rFonts w:ascii="Times New Roman" w:eastAsia="Times New Roman" w:hAnsi="Times New Roman" w:cs="Times New Roman"/>
+                <w:b/>
+                <w:bCs/>
+                <w:sz w:val="28"/>
+                <w:szCs w:val="28"/>
+              </w:rPr>
+            </w:pPr>
+            <w:r>
+              <w:rPr>
+                <w:rFonts w:ascii="Times New Roman" w:eastAsia="Times New Roman" w:hAnsi="Times New Roman" w:cs="Times New Roman"/>
+                <w:b/>
+                <w:bCs/>
+                <w:sz w:val="28"/>
+                <w:szCs w:val="28"/>
+              </w:rPr>
+              <w:t>Tên trường</w:t>
+            </w:r>
+          </w:p>
+        </w:tc>
+        <w:tc>
+          <w:tcPr>
+            <w:tcW w:w="0" w:type="auto"/>
+            <w:hideMark/>
+          </w:tcPr>
+          <w:p>
+            <w:pPr>
+              <w:jc w:val="center"/>
+              <w:rPr>
+                <w:rFonts w:ascii="Times New Roman" w:eastAsia="Times New Roman" w:hAnsi="Times New Roman" w:cs="Times New Roman"/>
+                <w:b/>
+                <w:bCs/>
+                <w:sz w:val="28"/>
+                <w:szCs w:val="28"/>
+              </w:rPr>
+            </w:pPr>
+            <w:r>
+              <w:rPr>
+                <w:rFonts w:ascii="Times New Roman" w:eastAsia="Times New Roman" w:hAnsi="Times New Roman" w:cs="Times New Roman"/>
+                <w:b/>
+                <w:bCs/>
+                <w:sz w:val="28"/>
+                <w:szCs w:val="28"/>
+              </w:rPr>
+              <w:t>Kiểu dữ liệu</w:t>
+            </w:r>
+          </w:p>
+        </w:tc>
+        <w:tc>
+          <w:tcPr>
+            <w:tcW w:w="0" w:type="auto"/>
+            <w:hideMark/>
+          </w:tcPr>
+          <w:p>
+            <w:pPr>
+              <w:jc w:val="center"/>
+              <w:rPr>
+                <w:rFonts w:ascii="Times New Roman" w:eastAsia="Times New Roman" w:hAnsi="Times New Roman" w:cs="Times New Roman"/>
+                <w:b/>
+                <w:bCs/>
+                <w:sz w:val="28"/>
+                <w:szCs w:val="28"/>
+              </w:rPr>
+            </w:pPr>
+            <w:r>
+              <w:rPr>
+                <w:rFonts w:ascii="Times New Roman" w:eastAsia="Times New Roman" w:hAnsi="Times New Roman" w:cs="Times New Roman"/>
+                <w:b/>
+                <w:bCs/>
+                <w:sz w:val="28"/>
+                <w:szCs w:val="28"/>
+              </w:rPr>
+              <w:t>Mô tả</w:t>
+            </w:r>
+          </w:p>
+        </w:tc>
+      </w:tr>
+      <w:tr>
+        <w:tc>
+          <w:tcPr>
+            <w:tcW w:w="0" w:type="auto"/>
+            <w:hideMark/>
+          </w:tcPr>
+          <w:p>
+            <w:pPr>
+              <w:rPr>
+                <w:rFonts w:ascii="Times New Roman" w:eastAsia="Times New Roman" w:hAnsi="Times New Roman" w:cs="Times New Roman"/>
+                <w:sz w:val="28"/>
+                <w:szCs w:val="28"/>
+              </w:rPr>
+            </w:pPr>
+            <w:r>
+              <w:rPr>
+                <w:rFonts w:ascii="Times New Roman" w:eastAsia="Times New Roman" w:hAnsi="Times New Roman" w:cs="Times New Roman"/>
+                <w:sz w:val="28"/>
+                <w:szCs w:val="28"/>
+              </w:rPr>
+              <w:t>id</w:t>
+            </w:r>
+          </w:p>
+        </w:tc>
+        <w:tc>
+          <w:tcPr>
+            <w:tcW w:w="0" w:type="auto"/>
+            <w:hideMark/>
+          </w:tcPr>
+          <w:p>
+            <w:pPr>
+              <w:rPr>
+                <w:rFonts w:ascii="Times New Roman" w:eastAsia="Times New Roman" w:hAnsi="Times New Roman" w:cs="Times New Roman"/>
+                <w:sz w:val="28"/>
+                <w:szCs w:val="28"/>
+              </w:rPr>
+            </w:pPr>
+            <w:r>
+              <w:rPr>
+                <w:rFonts w:ascii="Times New Roman" w:eastAsia="Times New Roman" w:hAnsi="Times New Roman" w:cs="Times New Roman"/>
+                <w:sz w:val="28"/>
+                <w:szCs w:val="28"/>
+              </w:rPr>
+              <w:t>INT (PK)</w:t>
+            </w:r>
+          </w:p>
+        </w:tc>
+        <w:tc>
+          <w:tcPr>
+            <w:tcW w:w="0" w:type="auto"/>
+            <w:hideMark/>
+          </w:tcPr>
+          <w:p>
+            <w:pPr>
+              <w:rPr>
+                <w:rFonts w:ascii="Times New Roman" w:eastAsia="Times New Roman" w:hAnsi="Times New Roman" w:cs="Times New Roman"/>
+                <w:sz w:val="28"/>
+                <w:szCs w:val="28"/>
+              </w:rPr>
+            </w:pPr>
+            <w:r>
+              <w:rPr>
+                <w:rFonts w:ascii="Times New Roman" w:eastAsia="Times New Roman" w:hAnsi="Times New Roman" w:cs="Times New Roman"/>
+                <w:sz w:val="28"/>
+                <w:szCs w:val="28"/>
+              </w:rPr>
+              <w:t>Mã tác giả, khóa chính, tự tăng</w:t>
+            </w:r>
+          </w:p>
+        </w:tc>
+      </w:tr>
+      <w:tr>
+        <w:tc>
+          <w:tcPr>
+            <w:tcW w:w="0" w:type="auto"/>
+            <w:hideMark/>
+          </w:tcPr>
+          <w:p>
+            <w:pPr>
+              <w:rPr>
+                <w:rFonts w:ascii="Times New Roman" w:eastAsia="Times New Roman" w:hAnsi="Times New Roman" w:cs="Times New Roman"/>
+                <w:sz w:val="28"/>
+                <w:szCs w:val="28"/>
+              </w:rPr>
+            </w:pPr>
+            <w:r>
+              <w:rPr>
+                <w:rFonts w:ascii="Times New Roman" w:eastAsia="Times New Roman" w:hAnsi="Times New Roman" w:cs="Times New Roman"/>
+                <w:sz w:val="28"/>
+                <w:szCs w:val="28"/>
+              </w:rPr>
+              <w:t>ten_tac_gia</w:t>
+            </w:r>
+          </w:p>
+        </w:tc>
+        <w:tc>
+          <w:tcPr>
+            <w:tcW w:w="0" w:type="auto"/>
+            <w:hideMark/>
+          </w:tcPr>
+          <w:p>
+            <w:pPr>
+              <w:rPr>
+                <w:rFonts w:ascii="Times New Roman" w:eastAsia="Times New Roman" w:hAnsi="Times New Roman" w:cs="Times New Roman"/>
+                <w:sz w:val="28"/>
+                <w:szCs w:val="28"/>
+              </w:rPr>
+            </w:pPr>
+            <w:r>
+              <w:rPr>
+                <w:rFonts w:ascii="Times New Roman" w:eastAsia="Times New Roman" w:hAnsi="Times New Roman" w:cs="Times New Roman"/>
+                <w:sz w:val="28"/>
+                <w:szCs w:val="28"/>
+              </w:rPr>
+              <w:t>VARCHAR</w:t>
+            </w:r>
+          </w:p>
+        </w:tc>
+        <w:tc>
+          <w:tcPr>
+            <w:tcW w:w="0" w:type="auto"/>
+            <w:hideMark/>
+          </w:tcPr>
+          <w:p>
+            <w:pPr>
+              <w:rPr>
+                <w:rFonts w:ascii="Times New Roman" w:eastAsia="Times New Roman" w:hAnsi="Times New Roman" w:cs="Times New Roman"/>
+                <w:sz w:val="28"/>
+                <w:szCs w:val="28"/>
+              </w:rPr>
+            </w:pPr>
+            <w:r>
+              <w:rPr>
+                <w:rFonts w:ascii="Times New Roman" w:eastAsia="Times New Roman" w:hAnsi="Times New Roman" w:cs="Times New Roman"/>
+                <w:sz w:val="28"/>
+                <w:szCs w:val="28"/>
+              </w:rPr>
+              <w:t>Tên tác giả</w:t>
+            </w:r>
+          </w:p>
+        </w:tc>
+      </w:tr>
+      <w:tr>
+        <w:tc>
+          <w:tcPr>
+            <w:tcW w:w="0" w:type="auto"/>
+            <w:hideMark/>
+          </w:tcPr>
+          <w:p>
+            <w:pPr>
+              <w:rPr>
+                <w:rFonts w:ascii="Times New Roman" w:eastAsia="Times New Roman" w:hAnsi="Times New Roman" w:cs="Times New Roman"/>
+                <w:sz w:val="28"/>
+                <w:szCs w:val="28"/>
+              </w:rPr>
+            </w:pPr>
+            <w:r>
+              <w:rPr>
+                <w:rFonts w:ascii="Times New Roman" w:eastAsia="Times New Roman" w:hAnsi="Times New Roman" w:cs="Times New Roman"/>
+                <w:sz w:val="28"/>
+                <w:szCs w:val="28"/>
+              </w:rPr>
+              <w:t>tieu_su</w:t>
+            </w:r>
+          </w:p>
+        </w:tc>
+        <w:tc>
+          <w:tcPr>
+            <w:tcW w:w="0" w:type="auto"/>
+            <w:hideMark/>
+          </w:tcPr>
+          <w:p>
+            <w:pPr>
+              <w:rPr>
+                <w:rFonts w:ascii="Times New Roman" w:eastAsia="Times New Roman" w:hAnsi="Times New Roman" w:cs="Times New Roman"/>
+                <w:sz w:val="28"/>
+                <w:szCs w:val="28"/>
+              </w:rPr>
+            </w:pPr>
+            <w:r>
+              <w:rPr>
+                <w:rFonts w:ascii="Times New Roman" w:eastAsia="Times New Roman" w:hAnsi="Times New Roman" w:cs="Times New Roman"/>
+                <w:sz w:val="28"/>
+                <w:szCs w:val="28"/>
+              </w:rPr>
+              <w:t>TEXT</w:t>
+            </w:r>
+          </w:p>
+        </w:tc>
+        <w:tc>
+          <w:tcPr>
+            <w:tcW w:w="0" w:type="auto"/>
+            <w:hideMark/>
+          </w:tcPr>
+          <w:p>
+            <w:pPr>
+              <w:rPr>
+                <w:rFonts w:ascii="Times New Roman" w:eastAsia="Times New Roman" w:hAnsi="Times New Roman" w:cs="Times New Roman"/>
+                <w:sz w:val="28"/>
+                <w:szCs w:val="28"/>
+              </w:rPr>
+            </w:pPr>
+            <w:r>
+              <w:rPr>
+                <w:rFonts w:ascii="Times New Roman" w:eastAsia="Times New Roman" w:hAnsi="Times New Roman" w:cs="Times New Roman"/>
+                <w:sz w:val="28"/>
+                <w:szCs w:val="28"/>
+              </w:rPr>
+              <w:t>Tiểu sử, thông tin giới thiệu tác giả</w:t>
+            </w:r>
+          </w:p>
+        </w:tc>
+      </w:tr>
+      <w:tr>
+        <w:tc>
+          <w:tcPr>
+            <w:tcW w:w="0" w:type="auto"/>
+            <w:hideMark/>
+          </w:tcPr>
+          <w:p>
+            <w:pPr>
+              <w:rPr>
+                <w:rFonts w:ascii="Times New Roman" w:eastAsia="Times New Roman" w:hAnsi="Times New Roman" w:cs="Times New Roman"/>
+                <w:sz w:val="28"/>
+                <w:szCs w:val="28"/>
+              </w:rPr>
+            </w:pPr>
+            <w:r>
+              <w:rPr>
+                <w:rFonts w:ascii="Times New Roman" w:eastAsia="Times New Roman" w:hAnsi="Times New Roman" w:cs="Times New Roman"/>
+                <w:sz w:val="28"/>
+                <w:szCs w:val="28"/>
+              </w:rPr>
+              <w:t>ngay_sinh</w:t>
+            </w:r>
+          </w:p>
+        </w:tc>
+        <w:tc>
+          <w:tcPr>
+            <w:tcW w:w="0" w:type="auto"/>
+            <w:hideMark/>
+          </w:tcPr>
+          <w:p>
+            <w:pPr>
+              <w:rPr>
+                <w:rFonts w:ascii="Times New Roman" w:eastAsia="Times New Roman" w:hAnsi="Times New Roman" w:cs="Times New Roman"/>
+                <w:sz w:val="28"/>
+                <w:szCs w:val="28"/>
+              </w:rPr>
+            </w:pPr>
+            <w:r>
+              <w:rPr>
+                <w:rFonts w:ascii="Times New Roman" w:eastAsia="Times New Roman" w:hAnsi="Times New Roman" w:cs="Times New Roman"/>
+                <w:sz w:val="28"/>
+                <w:szCs w:val="28"/>
+              </w:rPr>
+              <w:t>DATE</w:t>
+            </w:r>
+          </w:p>
+        </w:tc>
+        <w:tc>
+          <w:tcPr>
+            <w:tcW w:w="0" w:type="auto"/>
+            <w:hideMark/>
+          </w:tcPr>
+          <w:p>
+            <w:pPr>
+              <w:rPr>
+                <w:rFonts w:ascii="Times New Roman" w:eastAsia="Times New Roman" w:hAnsi="Times New Roman" w:cs="Times New Roman"/>
+                <w:sz w:val="28"/>
+                <w:szCs w:val="28"/>
+              </w:rPr>
+            </w:pPr>
+            <w:r>
+              <w:rPr>
+                <w:rFonts w:ascii="Times New Roman" w:eastAsia="Times New Roman" w:hAnsi="Times New Roman" w:cs="Times New Roman"/>
+                <w:sz w:val="28"/>
+                <w:szCs w:val="28"/>
+              </w:rPr>
+              <w:t>Ngày sinh của tác giả</w:t>
+            </w:r>
+          </w:p>
+        </w:tc>
+      </w:tr>
+      <w:tr>
+        <w:tc>
+          <w:tcPr>
+            <w:tcW w:w="0" w:type="auto"/>
+            <w:hideMark/>
+          </w:tcPr>
+          <w:p>
+            <w:pPr>
+              <w:rPr>
+                <w:rFonts w:ascii="Times New Roman" w:eastAsia="Times New Roman" w:hAnsi="Times New Roman" w:cs="Times New Roman"/>
+                <w:sz w:val="28"/>
+                <w:szCs w:val="28"/>
+              </w:rPr>
+            </w:pPr>
+            <w:r>
+              <w:rPr>
+                <w:rFonts w:ascii="Times New Roman" w:eastAsia="Times New Roman" w:hAnsi="Times New Roman" w:cs="Times New Roman"/>
+                <w:sz w:val="28"/>
+                <w:szCs w:val="28"/>
+              </w:rPr>
+              <w:lastRenderedPageBreak/>
+              <w:t>quoc_tich</w:t>
+            </w:r>
+          </w:p>
+        </w:tc>
+        <w:tc>
+          <w:tcPr>
+            <w:tcW w:w="0" w:type="auto"/>
+            <w:hideMark/>
+          </w:tcPr>
+          <w:p>
+            <w:pPr>
+              <w:rPr>
+                <w:rFonts w:ascii="Times New Roman" w:eastAsia="Times New Roman" w:hAnsi="Times New Roman" w:cs="Times New Roman"/>
+                <w:sz w:val="28"/>
+                <w:szCs w:val="28"/>
+              </w:rPr>
+            </w:pPr>
+            <w:r>
+              <w:rPr>
+                <w:rFonts w:ascii="Times New Roman" w:eastAsia="Times New Roman" w:hAnsi="Times New Roman" w:cs="Times New Roman"/>
+                <w:sz w:val="28"/>
+                <w:szCs w:val="28"/>
+              </w:rPr>
+              <w:t>VARCHAR</w:t>
+            </w:r>
+          </w:p>
+        </w:tc>
+        <w:tc>
+          <w:tcPr>
+            <w:tcW w:w="0" w:type="auto"/>
+            <w:hideMark/>
+          </w:tcPr>
+          <w:p>
+            <w:pPr>
+              <w:rPr>
+                <w:rFonts w:ascii="Times New Roman" w:eastAsia="Times New Roman" w:hAnsi="Times New Roman" w:cs="Times New Roman"/>
+                <w:sz w:val="28"/>
+                <w:szCs w:val="28"/>
+              </w:rPr>
+            </w:pPr>
+            <w:r>
+              <w:rPr>
+                <w:rFonts w:ascii="Times New Roman" w:eastAsia="Times New Roman" w:hAnsi="Times New Roman" w:cs="Times New Roman"/>
+                <w:sz w:val="28"/>
+                <w:szCs w:val="28"/>
+              </w:rPr>
+              <w:t>Quốc tịch của tác giả</w:t>
+            </w:r>
+          </w:p>
+        </w:tc>
+      </w:tr>
+      <w:tr>
+        <w:tc>
+          <w:tcPr>
+            <w:tcW w:w="0" w:type="auto"/>
+            <w:hideMark/>
+          </w:tcPr>
+          <w:p>
+            <w:pPr>
+              <w:rPr>
+                <w:rFonts w:ascii="Times New Roman" w:eastAsia="Times New Roman" w:hAnsi="Times New Roman" w:cs="Times New Roman"/>
+                <w:sz w:val="28"/>
+                <w:szCs w:val="28"/>
+              </w:rPr>
+            </w:pPr>
+            <w:r>
+              <w:rPr>
+                <w:rFonts w:ascii="Times New Roman" w:eastAsia="Times New Roman" w:hAnsi="Times New Roman" w:cs="Times New Roman"/>
+                <w:sz w:val="28"/>
+                <w:szCs w:val="28"/>
+              </w:rPr>
+              <w:t>created_at</w:t>
+            </w:r>
+          </w:p>
+        </w:tc>
+        <w:tc>
+          <w:tcPr>
+            <w:tcW w:w="0" w:type="auto"/>
+            <w:hideMark/>
+          </w:tcPr>
+          <w:p>
+            <w:pPr>
+              <w:rPr>
+                <w:rFonts w:ascii="Times New Roman" w:eastAsia="Times New Roman" w:hAnsi="Times New Roman" w:cs="Times New Roman"/>
+                <w:sz w:val="28"/>
+                <w:szCs w:val="28"/>
+              </w:rPr>
+            </w:pPr>
+            <w:r>
+              <w:rPr>
+                <w:rFonts w:ascii="Times New Roman" w:eastAsia="Times New Roman" w:hAnsi="Times New Roman" w:cs="Times New Roman"/>
+                <w:sz w:val="28"/>
+                <w:szCs w:val="28"/>
+              </w:rPr>
+              <w:t>DATETIME</w:t>
+            </w:r>
+          </w:p>
+        </w:tc>
+        <w:tc>
+          <w:tcPr>
+            <w:tcW w:w="0" w:type="auto"/>
+            <w:hideMark/>
+          </w:tcPr>
+          <w:p>
+            <w:pPr>
+              <w:rPr>
+                <w:rFonts w:ascii="Times New Roman" w:eastAsia="Times New Roman" w:hAnsi="Times New Roman" w:cs="Times New Roman"/>
+                <w:sz w:val="28"/>
+                <w:szCs w:val="28"/>
+              </w:rPr>
+            </w:pPr>
+            <w:r>
+              <w:rPr>
+                <w:rFonts w:ascii="Times New Roman" w:eastAsia="Times New Roman" w:hAnsi="Times New Roman" w:cs="Times New Roman"/>
+                <w:sz w:val="28"/>
+                <w:szCs w:val="28"/>
+              </w:rPr>
+              <w:t>Thời gian tạo</w:t>
+            </w:r>
+          </w:p>
+        </w:tc>
+      </w:tr>
+      <w:tr>
+        <w:tc>
+          <w:tcPr>
+            <w:tcW w:w="0" w:type="auto"/>
+            <w:hideMark/>
+          </w:tcPr>
+          <w:p>
+            <w:pPr>
+              <w:rPr>
+                <w:rFonts w:ascii="Times New Roman" w:eastAsia="Times New Roman" w:hAnsi="Times New Roman" w:cs="Times New Roman"/>
+                <w:sz w:val="28"/>
+                <w:szCs w:val="28"/>
+              </w:rPr>
+            </w:pPr>
+            <w:r>
+              <w:rPr>
+                <w:rFonts w:ascii="Times New Roman" w:eastAsia="Times New Roman" w:hAnsi="Times New Roman" w:cs="Times New Roman"/>
+                <w:sz w:val="28"/>
+                <w:szCs w:val="28"/>
+              </w:rPr>
+              <w:t>updated_at</w:t>
+            </w:r>
+          </w:p>
+        </w:tc>
+        <w:tc>
+          <w:tcPr>
+            <w:tcW w:w="0" w:type="auto"/>
+            <w:hideMark/>
+          </w:tcPr>
+          <w:p>
+            <w:pPr>
+              <w:rPr>
+                <w:rFonts w:ascii="Times New Roman" w:eastAsia="Times New Roman" w:hAnsi="Times New Roman" w:cs="Times New Roman"/>
+                <w:sz w:val="28"/>
+                <w:szCs w:val="28"/>
+              </w:rPr>
+            </w:pPr>
+            <w:r>
+              <w:rPr>
+                <w:rFonts w:ascii="Times New Roman" w:eastAsia="Times New Roman" w:hAnsi="Times New Roman" w:cs="Times New Roman"/>
+                <w:sz w:val="28"/>
+                <w:szCs w:val="28"/>
+              </w:rPr>
+              <w:t>DATETIME</w:t>
+            </w:r>
+          </w:p>
+        </w:tc>
+        <w:tc>
+          <w:tcPr>
+            <w:tcW w:w="0" w:type="auto"/>
+            <w:hideMark/>
+          </w:tcPr>
+          <w:p>
+            <w:pPr>
+              <w:rPr>
+                <w:rFonts w:ascii="Times New Roman" w:eastAsia="Times New Roman" w:hAnsi="Times New Roman" w:cs="Times New Roman"/>
+                <w:sz w:val="28"/>
+                <w:szCs w:val="28"/>
+              </w:rPr>
+            </w:pPr>
+            <w:r>
+              <w:rPr>
+                <w:rFonts w:ascii="Times New Roman" w:eastAsia="Times New Roman" w:hAnsi="Times New Roman" w:cs="Times New Roman"/>
+                <w:sz w:val="28"/>
+                <w:szCs w:val="28"/>
+              </w:rPr>
+              <w:t>Thời gian cập nhật</w:t>
+            </w:r>
+          </w:p>
+        </w:tc>
+      </w:tr>
+    </w:tbl>
+    <w:p>
+      <w:pPr>
+        <w:pStyle w:val="ListParagraph"/>
+        <w:rPr>
+          <w:rFonts w:ascii="Times New Roman" w:hAnsi="Times New Roman" w:cs="Times New Roman"/>
+          <w:sz w:val="28"/>
+          <w:szCs w:val="28"/>
+        </w:rPr>
+      </w:pPr>
+    </w:p>
+    <w:p>
+      <w:pPr>
+        <w:pStyle w:val="ListParagraph"/>
+        <w:numPr>
+          <w:ilvl w:val="0"/>
+          <w:numId w:val="2"/>
+        </w:numPr>
+        <w:rPr>
+          <w:rFonts w:ascii="Times New Roman" w:hAnsi="Times New Roman" w:cs="Times New Roman"/>
+          <w:sz w:val="28"/>
+          <w:szCs w:val="28"/>
+        </w:rPr>
+      </w:pPr>
+      <w:r>
+        <w:rPr>
+          <w:rFonts w:ascii="Times New Roman" w:hAnsi="Times New Roman" w:cs="Times New Roman"/>
+          <w:sz w:val="28"/>
+          <w:szCs w:val="28"/>
+        </w:rPr>
+        <w:t>Bả</w:t>
+      </w:r>
+      <w:r>
+        <w:rPr>
+          <w:rFonts w:ascii="Times New Roman" w:hAnsi="Times New Roman" w:cs="Times New Roman"/>
+          <w:sz w:val="28"/>
+          <w:szCs w:val="28"/>
+        </w:rPr>
+        <w:t>ng n</w:t>
+      </w:r>
+      <w:r>
+        <w:rPr>
+          <w:rFonts w:ascii="Times New Roman" w:hAnsi="Times New Roman" w:cs="Times New Roman"/>
+          <w:sz w:val="28"/>
+          <w:szCs w:val="28"/>
+        </w:rPr>
+        <w:t>hà xuất bản</w:t>
+      </w:r>
+    </w:p>
+    <w:tbl>
+      <w:tblPr>
+        <w:tblStyle w:val="TableGrid"/>
+        <w:tblW w:w="0" w:type="auto"/>
+        <w:tblLook w:val="04A0" w:firstRow="1" w:lastRow="0" w:firstColumn="1" w:lastColumn="0" w:noHBand="0" w:noVBand="1"/>
+      </w:tblPr>
+      <w:tblGrid>
+        <w:gridCol w:w="1787"/>
+        <w:gridCol w:w="1691"/>
+        <w:gridCol w:w="4388"/>
+      </w:tblGrid>
+      <w:tr>
+        <w:tc>
+          <w:tcPr>
+            <w:tcW w:w="0" w:type="auto"/>
+            <w:hideMark/>
+          </w:tcPr>
+          <w:p>
+            <w:pPr>
+              <w:jc w:val="center"/>
+              <w:rPr>
+                <w:rFonts w:ascii="Times New Roman" w:eastAsia="Times New Roman" w:hAnsi="Times New Roman" w:cs="Times New Roman"/>
+                <w:b/>
+                <w:bCs/>
+                <w:sz w:val="28"/>
+                <w:szCs w:val="28"/>
+              </w:rPr>
+            </w:pPr>
+            <w:r>
+              <w:rPr>
+                <w:rFonts w:ascii="Times New Roman" w:eastAsia="Times New Roman" w:hAnsi="Times New Roman" w:cs="Times New Roman"/>
+                <w:b/>
+                <w:bCs/>
+                <w:sz w:val="28"/>
+                <w:szCs w:val="28"/>
+              </w:rPr>
+              <w:t>Tên trường</w:t>
+            </w:r>
+          </w:p>
+        </w:tc>
+        <w:tc>
+          <w:tcPr>
+            <w:tcW w:w="0" w:type="auto"/>
+            <w:hideMark/>
+          </w:tcPr>
+          <w:p>
+            <w:pPr>
+              <w:jc w:val="center"/>
+              <w:rPr>
+                <w:rFonts w:ascii="Times New Roman" w:eastAsia="Times New Roman" w:hAnsi="Times New Roman" w:cs="Times New Roman"/>
+                <w:b/>
+                <w:bCs/>
+                <w:sz w:val="28"/>
+                <w:szCs w:val="28"/>
+              </w:rPr>
+            </w:pPr>
+            <w:r>
+              <w:rPr>
+                <w:rFonts w:ascii="Times New Roman" w:eastAsia="Times New Roman" w:hAnsi="Times New Roman" w:cs="Times New Roman"/>
+                <w:b/>
+                <w:bCs/>
+                <w:sz w:val="28"/>
+                <w:szCs w:val="28"/>
+              </w:rPr>
+              <w:t>Kiểu dữ liệu</w:t>
+            </w:r>
+          </w:p>
+        </w:tc>
+        <w:tc>
+          <w:tcPr>
+            <w:tcW w:w="0" w:type="auto"/>
+            <w:hideMark/>
+          </w:tcPr>
+          <w:p>
+            <w:pPr>
+              <w:jc w:val="center"/>
+              <w:rPr>
+                <w:rFonts w:ascii="Times New Roman" w:eastAsia="Times New Roman" w:hAnsi="Times New Roman" w:cs="Times New Roman"/>
+                <w:b/>
+                <w:bCs/>
+                <w:sz w:val="28"/>
+                <w:szCs w:val="28"/>
+              </w:rPr>
+            </w:pPr>
+            <w:r>
+              <w:rPr>
+                <w:rFonts w:ascii="Times New Roman" w:eastAsia="Times New Roman" w:hAnsi="Times New Roman" w:cs="Times New Roman"/>
+                <w:b/>
+                <w:bCs/>
+                <w:sz w:val="28"/>
+                <w:szCs w:val="28"/>
+              </w:rPr>
+              <w:t>Mô tả</w:t>
+            </w:r>
+          </w:p>
+        </w:tc>
+        <w:bookmarkStart w:id="0" w:name="_GoBack"/>
+        <w:bookmarkEnd w:id="0"/>
+      </w:tr>
+      <w:tr>
+        <w:tc>
+          <w:tcPr>
+            <w:tcW w:w="0" w:type="auto"/>
+            <w:hideMark/>
+          </w:tcPr>
+          <w:p>
+            <w:pPr>
+              <w:rPr>
+                <w:rFonts w:ascii="Times New Roman" w:eastAsia="Times New Roman" w:hAnsi="Times New Roman" w:cs="Times New Roman"/>
+                <w:sz w:val="28"/>
+                <w:szCs w:val="28"/>
+              </w:rPr>
+            </w:pPr>
+            <w:r>
+              <w:rPr>
+                <w:rFonts w:ascii="Times New Roman" w:eastAsia="Times New Roman" w:hAnsi="Times New Roman" w:cs="Times New Roman"/>
+                <w:sz w:val="28"/>
+                <w:szCs w:val="28"/>
+              </w:rPr>
+              <w:t>id</w:t>
+            </w:r>
+          </w:p>
+        </w:tc>
+        <w:tc>
+          <w:tcPr>
+            <w:tcW w:w="0" w:type="auto"/>
+            <w:hideMark/>
+          </w:tcPr>
+          <w:p>
+            <w:pPr>
+              <w:rPr>
+                <w:rFonts w:ascii="Times New Roman" w:eastAsia="Times New Roman" w:hAnsi="Times New Roman" w:cs="Times New Roman"/>
+                <w:sz w:val="28"/>
+                <w:szCs w:val="28"/>
+              </w:rPr>
+            </w:pPr>
+            <w:r>
+              <w:rPr>
+                <w:rFonts w:ascii="Times New Roman" w:eastAsia="Times New Roman" w:hAnsi="Times New Roman" w:cs="Times New Roman"/>
+                <w:sz w:val="28"/>
+                <w:szCs w:val="28"/>
+              </w:rPr>
+              <w:t>INT (PK)</w:t>
+            </w:r>
+          </w:p>
+        </w:tc>
+        <w:tc>
+          <w:tcPr>
+            <w:tcW w:w="0" w:type="auto"/>
+            <w:hideMark/>
+          </w:tcPr>
+          <w:p>
+            <w:pPr>
+              <w:rPr>
+                <w:rFonts w:ascii="Times New Roman" w:eastAsia="Times New Roman" w:hAnsi="Times New Roman" w:cs="Times New Roman"/>
+                <w:sz w:val="28"/>
+                <w:szCs w:val="28"/>
+              </w:rPr>
+            </w:pPr>
+            <w:r>
+              <w:rPr>
+                <w:rFonts w:ascii="Times New Roman" w:eastAsia="Times New Roman" w:hAnsi="Times New Roman" w:cs="Times New Roman"/>
+                <w:sz w:val="28"/>
+                <w:szCs w:val="28"/>
+              </w:rPr>
+              <w:t>Mã nhà xuất bản, khóa chính, tự tăng</w:t>
+            </w:r>
+          </w:p>
+        </w:tc>
+      </w:tr>
+      <w:tr>
+        <w:tc>
+          <w:tcPr>
+            <w:tcW w:w="0" w:type="auto"/>
+            <w:hideMark/>
+          </w:tcPr>
+          <w:p>
+            <w:pPr>
+              <w:rPr>
+                <w:rFonts w:ascii="Times New Roman" w:eastAsia="Times New Roman" w:hAnsi="Times New Roman" w:cs="Times New Roman"/>
+                <w:sz w:val="28"/>
+                <w:szCs w:val="28"/>
+              </w:rPr>
+            </w:pPr>
+            <w:r>
+              <w:rPr>
+                <w:rFonts w:ascii="Times New Roman" w:eastAsia="Times New Roman" w:hAnsi="Times New Roman" w:cs="Times New Roman"/>
+                <w:sz w:val="28"/>
+                <w:szCs w:val="28"/>
+              </w:rPr>
+              <w:t>ten_nxb</w:t>
+            </w:r>
+          </w:p>
+        </w:tc>
+        <w:tc>
+          <w:tcPr>
+            <w:tcW w:w="0" w:type="auto"/>
+            <w:hideMark/>
+          </w:tcPr>
+          <w:p>
+            <w:pPr>
+              <w:rPr>
+                <w:rFonts w:ascii="Times New Roman" w:eastAsia="Times New Roman" w:hAnsi="Times New Roman" w:cs="Times New Roman"/>
+                <w:sz w:val="28"/>
+                <w:szCs w:val="28"/>
+              </w:rPr>
+            </w:pPr>
+            <w:r>
+              <w:rPr>
+                <w:rFonts w:ascii="Times New Roman" w:eastAsia="Times New Roman" w:hAnsi="Times New Roman" w:cs="Times New Roman"/>
+                <w:sz w:val="28"/>
+                <w:szCs w:val="28"/>
+              </w:rPr>
+              <w:t>VARCHAR</w:t>
+            </w:r>
+          </w:p>
+        </w:tc>
+        <w:tc>
+          <w:tcPr>
+            <w:tcW w:w="0" w:type="auto"/>
+            <w:hideMark/>
+          </w:tcPr>
+          <w:p>
+            <w:pPr>
+              <w:rPr>
+                <w:rFonts w:ascii="Times New Roman" w:eastAsia="Times New Roman" w:hAnsi="Times New Roman" w:cs="Times New Roman"/>
+                <w:sz w:val="28"/>
+                <w:szCs w:val="28"/>
+              </w:rPr>
+            </w:pPr>
+            <w:r>
+              <w:rPr>
+                <w:rFonts w:ascii="Times New Roman" w:eastAsia="Times New Roman" w:hAnsi="Times New Roman" w:cs="Times New Roman"/>
+                <w:sz w:val="28"/>
+                <w:szCs w:val="28"/>
+              </w:rPr>
+              <w:t>Tên nhà xuất bản</w:t>
+            </w:r>
+          </w:p>
+        </w:tc>
+      </w:tr>
+      <w:tr>
+        <w:tc>
+          <w:tcPr>
+            <w:tcW w:w="0" w:type="auto"/>
+            <w:hideMark/>
+          </w:tcPr>
+          <w:p>
+            <w:pPr>
+              <w:rPr>
+                <w:rFonts w:ascii="Times New Roman" w:eastAsia="Times New Roman" w:hAnsi="Times New Roman" w:cs="Times New Roman"/>
+                <w:sz w:val="28"/>
+                <w:szCs w:val="28"/>
+              </w:rPr>
+            </w:pPr>
+            <w:r>
+              <w:rPr>
+                <w:rFonts w:ascii="Times New Roman" w:eastAsia="Times New Roman" w:hAnsi="Times New Roman" w:cs="Times New Roman"/>
+                <w:sz w:val="28"/>
+                <w:szCs w:val="28"/>
+              </w:rPr>
+              <w:t>dia_chi</w:t>
+            </w:r>
+          </w:p>
+        </w:tc>
+        <w:tc>
+          <w:tcPr>
+            <w:tcW w:w="0" w:type="auto"/>
+            <w:hideMark/>
+          </w:tcPr>
+          <w:p>
+            <w:pPr>
+              <w:rPr>
+                <w:rFonts w:ascii="Times New Roman" w:eastAsia="Times New Roman" w:hAnsi="Times New Roman" w:cs="Times New Roman"/>
+                <w:sz w:val="28"/>
+                <w:szCs w:val="28"/>
+              </w:rPr>
+            </w:pPr>
+            <w:r>
+              <w:rPr>
+                <w:rFonts w:ascii="Times New Roman" w:eastAsia="Times New Roman" w:hAnsi="Times New Roman" w:cs="Times New Roman"/>
+                <w:sz w:val="28"/>
+                <w:szCs w:val="28"/>
+              </w:rPr>
+              <w:t>VARCHAR</w:t>
+            </w:r>
+          </w:p>
+        </w:tc>
+        <w:tc>
+          <w:tcPr>
+            <w:tcW w:w="0" w:type="auto"/>
+            <w:hideMark/>
+          </w:tcPr>
+          <w:p>
+            <w:pPr>
+              <w:rPr>
+                <w:rFonts w:ascii="Times New Roman" w:eastAsia="Times New Roman" w:hAnsi="Times New Roman" w:cs="Times New Roman"/>
+                <w:sz w:val="28"/>
+                <w:szCs w:val="28"/>
+              </w:rPr>
+            </w:pPr>
+            <w:r>
+              <w:rPr>
+                <w:rFonts w:ascii="Times New Roman" w:eastAsia="Times New Roman" w:hAnsi="Times New Roman" w:cs="Times New Roman"/>
+                <w:sz w:val="28"/>
+                <w:szCs w:val="28"/>
+              </w:rPr>
+              <w:t>Địa chỉ nhà xuất bản</w:t>
+            </w:r>
+          </w:p>
+        </w:tc>
+      </w:tr>
+      <w:tr>
+        <w:tc>
+          <w:tcPr>
+            <w:tcW w:w="0" w:type="auto"/>
+            <w:hideMark/>
+          </w:tcPr>
+          <w:p>
+            <w:pPr>
+              <w:rPr>
+                <w:rFonts w:ascii="Times New Roman" w:eastAsia="Times New Roman" w:hAnsi="Times New Roman" w:cs="Times New Roman"/>
+                <w:sz w:val="28"/>
+                <w:szCs w:val="28"/>
+              </w:rPr>
+            </w:pPr>
+            <w:r>
+              <w:rPr>
+                <w:rFonts w:ascii="Times New Roman" w:eastAsia="Times New Roman" w:hAnsi="Times New Roman" w:cs="Times New Roman"/>
+                <w:sz w:val="28"/>
+                <w:szCs w:val="28"/>
+              </w:rPr>
+              <w:t>so_dien_thoai</w:t>
+            </w:r>
+          </w:p>
+        </w:tc>
+        <w:tc>
+          <w:tcPr>
+            <w:tcW w:w="0" w:type="auto"/>
+            <w:hideMark/>
+          </w:tcPr>
+          <w:p>
+            <w:pPr>
+              <w:rPr>
+                <w:rFonts w:ascii="Times New Roman" w:eastAsia="Times New Roman" w:hAnsi="Times New Roman" w:cs="Times New Roman"/>
+                <w:sz w:val="28"/>
+                <w:szCs w:val="28"/>
+              </w:rPr>
+            </w:pPr>
+            <w:r>
+              <w:rPr>
+                <w:rFonts w:ascii="Times New Roman" w:eastAsia="Times New Roman" w:hAnsi="Times New Roman" w:cs="Times New Roman"/>
+                <w:sz w:val="28"/>
+                <w:szCs w:val="28"/>
+              </w:rPr>
+              <w:t>VARCHAR</w:t>
+            </w:r>
+          </w:p>
+        </w:tc>
+        <w:tc>
+          <w:tcPr>
+            <w:tcW w:w="0" w:type="auto"/>
+            <w:hideMark/>
+          </w:tcPr>
+          <w:p>
+            <w:pPr>
+              <w:rPr>
+                <w:rFonts w:ascii="Times New Roman" w:eastAsia="Times New Roman" w:hAnsi="Times New Roman" w:cs="Times New Roman"/>
+                <w:sz w:val="28"/>
+                <w:szCs w:val="28"/>
+              </w:rPr>
+            </w:pPr>
+            <w:r>
+              <w:rPr>
+                <w:rFonts w:ascii="Times New Roman" w:eastAsia="Times New Roman" w:hAnsi="Times New Roman" w:cs="Times New Roman"/>
+                <w:sz w:val="28"/>
+                <w:szCs w:val="28"/>
+              </w:rPr>
+              <w:t>Số điện thoại liên hệ</w:t>
+            </w:r>
+          </w:p>
+        </w:tc>
+      </w:tr>
+      <w:tr>
+        <w:tc>
+          <w:tcPr>
+            <w:tcW w:w="0" w:type="auto"/>
+            <w:hideMark/>
+          </w:tcPr>
+          <w:p>
+            <w:pPr>
+              <w:rPr>
+                <w:rFonts w:ascii="Times New Roman" w:eastAsia="Times New Roman" w:hAnsi="Times New Roman" w:cs="Times New Roman"/>
+                <w:sz w:val="28"/>
+                <w:szCs w:val="28"/>
+              </w:rPr>
+            </w:pPr>
+            <w:r>
+              <w:rPr>
+                <w:rFonts w:ascii="Times New Roman" w:eastAsia="Times New Roman" w:hAnsi="Times New Roman" w:cs="Times New Roman"/>
+                <w:sz w:val="28"/>
+                <w:szCs w:val="28"/>
+              </w:rPr>
+              <w:t>email</w:t>
+            </w:r>
+          </w:p>
+        </w:tc>
+        <w:tc>
+          <w:tcPr>
+            <w:tcW w:w="0" w:type="auto"/>
+            <w:hideMark/>
+          </w:tcPr>
+          <w:p>
+            <w:pPr>
+              <w:rPr>
+                <w:rFonts w:ascii="Times New Roman" w:eastAsia="Times New Roman" w:hAnsi="Times New Roman" w:cs="Times New Roman"/>
+                <w:sz w:val="28"/>
+                <w:szCs w:val="28"/>
+              </w:rPr>
+            </w:pPr>
+            <w:r>
+              <w:rPr>
+                <w:rFonts w:ascii="Times New Roman" w:eastAsia="Times New Roman" w:hAnsi="Times New Roman" w:cs="Times New Roman"/>
+                <w:sz w:val="28"/>
+                <w:szCs w:val="28"/>
+              </w:rPr>
+              <w:t>VARCHAR</w:t>
+            </w:r>
+          </w:p>
+        </w:tc>
+        <w:tc>
+          <w:tcPr>
+            <w:tcW w:w="0" w:type="auto"/>
+            <w:hideMark/>
+          </w:tcPr>
+          <w:p>
+            <w:pPr>
+              <w:rPr>
+                <w:rFonts w:ascii="Times New Roman" w:eastAsia="Times New Roman" w:hAnsi="Times New Roman" w:cs="Times New Roman"/>
+                <w:sz w:val="28"/>
+                <w:szCs w:val="28"/>
+              </w:rPr>
+            </w:pPr>
+            <w:r>
+              <w:rPr>
+                <w:rFonts w:ascii="Times New Roman" w:eastAsia="Times New Roman" w:hAnsi="Times New Roman" w:cs="Times New Roman"/>
+                <w:sz w:val="28"/>
+                <w:szCs w:val="28"/>
+              </w:rPr>
+              <w:t>Email nhà xuất bản</w:t>
+            </w:r>
+          </w:p>
+        </w:tc>
+      </w:tr>
+      <w:tr>
+        <w:tc>
+          <w:tcPr>
+            <w:tcW w:w="0" w:type="auto"/>
+            <w:hideMark/>
+          </w:tcPr>
+          <w:p>
+            <w:pPr>
+              <w:rPr>
+                <w:rFonts w:ascii="Times New Roman" w:eastAsia="Times New Roman" w:hAnsi="Times New Roman" w:cs="Times New Roman"/>
+                <w:sz w:val="28"/>
+                <w:szCs w:val="28"/>
+              </w:rPr>
+            </w:pPr>
+            <w:r>
+              <w:rPr>
+                <w:rFonts w:ascii="Times New Roman" w:eastAsia="Times New Roman" w:hAnsi="Times New Roman" w:cs="Times New Roman"/>
+                <w:sz w:val="28"/>
+                <w:szCs w:val="28"/>
+              </w:rPr>
+              <w:t>created_at</w:t>
+            </w:r>
+          </w:p>
+        </w:tc>
+        <w:tc>
+          <w:tcPr>
+            <w:tcW w:w="0" w:type="auto"/>
+            <w:hideMark/>
+          </w:tcPr>
+          <w:p>
+            <w:pPr>
+              <w:rPr>
+                <w:rFonts w:ascii="Times New Roman" w:eastAsia="Times New Roman" w:hAnsi="Times New Roman" w:cs="Times New Roman"/>
+                <w:sz w:val="28"/>
+                <w:szCs w:val="28"/>
+              </w:rPr>
+            </w:pPr>
+            <w:r>
+              <w:rPr>
+                <w:rFonts w:ascii="Times New Roman" w:eastAsia="Times New Roman" w:hAnsi="Times New Roman" w:cs="Times New Roman"/>
+                <w:sz w:val="28"/>
+                <w:szCs w:val="28"/>
+              </w:rPr>
+              <w:t>DATETIME</w:t>
+            </w:r>
+          </w:p>
+        </w:tc>
+        <w:tc>
+          <w:tcPr>
+            <w:tcW w:w="0" w:type="auto"/>
+            <w:hideMark/>
+          </w:tcPr>
+          <w:p>
+            <w:pPr>
+              <w:rPr>
+                <w:rFonts w:ascii="Times New Roman" w:eastAsia="Times New Roman" w:hAnsi="Times New Roman" w:cs="Times New Roman"/>
+                <w:sz w:val="28"/>
+                <w:szCs w:val="28"/>
+              </w:rPr>
+            </w:pPr>
+            <w:r>
+              <w:rPr>
+                <w:rFonts w:ascii="Times New Roman" w:eastAsia="Times New Roman" w:hAnsi="Times New Roman" w:cs="Times New Roman"/>
+                <w:sz w:val="28"/>
+                <w:szCs w:val="28"/>
+              </w:rPr>
+              <w:t>Thời gian tạo</w:t>
+            </w:r>
+          </w:p>
+        </w:tc>
+      </w:tr>
+      <w:tr>
+        <w:tc>
+          <w:tcPr>
+            <w:tcW w:w="0" w:type="auto"/>
+            <w:hideMark/>
+          </w:tcPr>
+          <w:p>
+            <w:pPr>
+              <w:rPr>
+                <w:rFonts w:ascii="Times New Roman" w:eastAsia="Times New Roman" w:hAnsi="Times New Roman" w:cs="Times New Roman"/>
+                <w:sz w:val="28"/>
+                <w:szCs w:val="28"/>
+              </w:rPr>
+            </w:pPr>
+            <w:r>
+              <w:rPr>
+                <w:rFonts w:ascii="Times New Roman" w:eastAsia="Times New Roman" w:hAnsi="Times New Roman" w:cs="Times New Roman"/>
+                <w:sz w:val="28"/>
+                <w:szCs w:val="28"/>
+              </w:rPr>
+              <w:t>updated_at</w:t>
+            </w:r>
+          </w:p>
+        </w:tc>
+        <w:tc>
+          <w:tcPr>
+            <w:tcW w:w="0" w:type="auto"/>
+            <w:hideMark/>
+          </w:tcPr>
+          <w:p>
+            <w:pPr>
+              <w:rPr>
+                <w:rFonts w:ascii="Times New Roman" w:eastAsia="Times New Roman" w:hAnsi="Times New Roman" w:cs="Times New Roman"/>
+                <w:sz w:val="28"/>
+                <w:szCs w:val="28"/>
+              </w:rPr>
+            </w:pPr>
+            <w:r>
+              <w:rPr>
+                <w:rFonts w:ascii="Times New Roman" w:eastAsia="Times New Roman" w:hAnsi="Times New Roman" w:cs="Times New Roman"/>
+                <w:sz w:val="28"/>
+                <w:szCs w:val="28"/>
+              </w:rPr>
+              <w:t>DATETIME</w:t>
+            </w:r>
+          </w:p>
+        </w:tc>
+        <w:tc>
+          <w:tcPr>
+            <w:tcW w:w="0" w:type="auto"/>
+            <w:hideMark/>
+          </w:tcPr>
+          <w:p>
+            <w:pPr>
+              <w:rPr>
+                <w:rFonts w:ascii="Times New Roman" w:eastAsia="Times New Roman" w:hAnsi="Times New Roman" w:cs="Times New Roman"/>
+                <w:sz w:val="28"/>
+                <w:szCs w:val="28"/>
+              </w:rPr>
+            </w:pPr>
+            <w:r>
+              <w:rPr>
+                <w:rFonts w:ascii="Times New Roman" w:eastAsia="Times New Roman" w:hAnsi="Times New Roman" w:cs="Times New Roman"/>
+                <w:sz w:val="28"/>
+                <w:szCs w:val="28"/>
+              </w:rPr>
+              <w:t>Thời gian cập nhật</w:t>
+            </w:r>
+          </w:p>
+        </w:tc>
+      </w:tr>
+    </w:tbl>
+    <w:p>
+      <w:pPr>
+        <w:pStyle w:val="ListParagraph"/>
+        <w:rPr>
+          <w:rFonts w:ascii="Times New Roman" w:hAnsi="Times New Roman" w:cs="Times New Roman"/>
+          <w:sz w:val="28"/>
+          <w:szCs w:val="28"/>
+        </w:rPr>
+      </w:pPr>
+    </w:p>
     <w:p>
       <w:pPr>
         <w:ind w:left="360"/>
@@ -15801,6 +17760,16 @@
         </w:tc>
       </w:tr>
     </w:tbl>
+    <w:p>
+      <w:pPr>
+        <w:ind w:left="360"/>
+        <w:rPr>
+          <w:rFonts w:ascii="Times New Roman" w:hAnsi="Times New Roman" w:cs="Times New Roman"/>
+          <w:sz w:val="28"/>
+          <w:szCs w:val="28"/>
+        </w:rPr>
+      </w:pPr>
+    </w:p>
     <w:p>
       <w:pPr>
         <w:ind w:left="360"/>
